--- a/resources/dist/mapmaker/sheets/we-the-people-1787-1791-student-sheet-en.docx
+++ b/resources/dist/mapmaker/sheets/we-the-people-1787-1791-student-sheet-en.docx
@@ -64,7 +64,7 @@
         </w:rPr>
         <w:t xml:space="preserve">Open the map in MapMaker: </w:t>
       </w:r>
-      <w:hyperlink w:history="1" r:id="rIdzi0loe9fpp32liwvcp-dt">
+      <w:hyperlink w:history="1" r:id="rIdugkaoqlvr8iqxxlbdew1k">
         <w:r>
           <w:rPr>
             <w:i/>

--- a/resources/dist/mapmaker/sheets/we-the-people-1787-1791-student-sheet-en.docx
+++ b/resources/dist/mapmaker/sheets/we-the-people-1787-1791-student-sheet-en.docx
@@ -64,7 +64,7 @@
         </w:rPr>
         <w:t xml:space="preserve">Open the map in MapMaker: </w:t>
       </w:r>
-      <w:hyperlink w:history="1" r:id="rIdugkaoqlvr8iqxxlbdew1k">
+      <w:hyperlink w:history="1" r:id="rIdmbeempuxtbjzy0fmlrw1x">
         <w:r>
           <w:rPr>
             <w:i/>

--- a/resources/dist/mapmaker/sheets/we-the-people-1787-1791-student-sheet-en.docx
+++ b/resources/dist/mapmaker/sheets/we-the-people-1787-1791-student-sheet-en.docx
@@ -64,7 +64,7 @@
         </w:rPr>
         <w:t xml:space="preserve">Open the map in MapMaker: </w:t>
       </w:r>
-      <w:hyperlink w:history="1" r:id="rIdmbeempuxtbjzy0fmlrw1x">
+      <w:hyperlink w:history="1" r:id="rIdi01yrn74zawfxfiucivfo">
         <w:r>
           <w:rPr>
             <w:i/>
@@ -819,7 +819,7 @@
       <w:pStyle w:val="Credits"/>
     </w:pPr>
     <w:r>
-      <w:t xml:space="preserve">We the People: Representation and Ratification, 1787–1791, 0.6.0.</w:t>
+      <w:t xml:space="preserve">We the People: Representation and Ratification, 1787–1791, 0.6.1.</w:t>
     </w:r>
   </w:p>
 </w:ftr>

--- a/resources/dist/mapmaker/sheets/we-the-people-1787-1791-student-sheet-en.docx
+++ b/resources/dist/mapmaker/sheets/we-the-people-1787-1791-student-sheet-en.docx
@@ -55,7 +55,7 @@
     </w:p>
     <w:p>
       <w:pPr>
-        <w:spacing w:after="40"/>
+        <w:spacing w:after="160"/>
       </w:pPr>
       <w:r>
         <w:rPr>
@@ -64,7 +64,7 @@
         </w:rPr>
         <w:t xml:space="preserve">Open the map in MapMaker: </w:t>
       </w:r>
-      <w:hyperlink w:history="1" r:id="rIdi01yrn74zawfxfiucivfo">
+      <w:hyperlink w:history="1" r:id="rIduemxznpkb7xmjyv-xf-qo">
         <w:r>
           <w:rPr>
             <w:i/>
@@ -78,15 +78,6 @@
     </w:p>
     <w:p>
       <w:pPr>
-        <w:pStyle w:val="Credits"/>
-        <w:spacing w:after="160"/>
-      </w:pPr>
-      <w:r>
-        <w:t xml:space="preserve">Map address: https://mpmkr.maps.arcgis.com/apps/instant/atlas/index.html?appid=0cd1cdee853c413a84bfe4b9a6931f0d&amp;webmap=eba1ea7488624f3c88ef094167ed03ca</w:t>
-      </w:r>
-    </w:p>
-    <w:p>
-      <w:pPr>
         <w:pStyle w:val="Heading2"/>
         <w:spacing w:after="20" w:before="80"/>
       </w:pPr>
@@ -745,19 +736,6 @@
       </w:pPr>
       <w:r>
         <w:t xml:space="preserve"/>
-      </w:r>
-    </w:p>
-    <w:p>
-      <w:pPr>
-        <w:pStyle w:val="Credits"/>
-        <w:spacing w:before="60" w:line="190"/>
-      </w:pPr>
-      <w:r>
-        <w:rPr>
-          <w:sz w:val="16"/>
-          <w:szCs w:val="16"/>
-        </w:rPr>
-        <w:t xml:space="preserve">Map data: U.S. Census Bureau, 1790 census and apportionment ratio; Apportionment Act of April 14, 1792 (National Archives); state outlines from Natural Earth; National Archives; U.S. Census Bureau (MapMaker catalogue); Center for the Study of the American Constitution, University of Wisconsin–Madison (votes, dates and meeting places).</w:t>
       </w:r>
     </w:p>
     <w:sectPr>

--- a/resources/dist/mapmaker/sheets/we-the-people-1787-1791-student-sheet-en.docx
+++ b/resources/dist/mapmaker/sheets/we-the-people-1787-1791-student-sheet-en.docx
@@ -64,7 +64,7 @@
         </w:rPr>
         <w:t xml:space="preserve">Open the map in MapMaker: </w:t>
       </w:r>
-      <w:hyperlink w:history="1" r:id="rIduemxznpkb7xmjyv-xf-qo">
+      <w:hyperlink w:history="1" r:id="rIdjk1yx90gn679iu_wnemke">
         <w:r>
           <w:rPr>
             <w:i/>
@@ -90,7 +90,7 @@
         <w:spacing w:after="80"/>
       </w:pPr>
       <w:r>
-        <w:t xml:space="preserve">In 1787, delegates from twelve states met in Philadelphia and wrote the Constitution. Large and small states disagreed about how many votes each should have in Congress. The Constitution would take effect only when nine states had ratified it, each at a special convention.</w:t>
+        <w:t xml:space="preserve">In 1787, delegates from twelve states met in Philadelphia and wrote the Constitution. Large and small states disagreed about how many votes each should have in Congress. They settled it with the Great Compromise, and with the Three-Fifths Compromise on how enslaved people were counted. The Constitution would take effect only when nine states had ratified it, each at a special convention.</w:t>
       </w:r>
     </w:p>
     <w:p>
@@ -439,7 +439,7 @@
           <w:sz w:val="22"/>
           <w:szCs w:val="22"/>
         </w:rPr>
-        <w:t xml:space="preserve">2.	Read the last two lines of each pop-up: seats with enslaved people counted in full, or not at all.</w:t>
+        <w:t xml:space="preserve">2.	Read the seats in 1793 in each pop-up, then the last two lines: the seats if enslaved people had been counted in full, or not at all.</w:t>
       </w:r>
     </w:p>
     <w:p>
@@ -453,7 +453,7 @@
           <w:sz w:val="22"/>
           <w:szCs w:val="22"/>
         </w:rPr>
-        <w:t xml:space="preserve">3.	Click other states and read the same two lines.</w:t>
+        <w:t xml:space="preserve">3.	Click other states and compare the same three numbers.</w:t>
       </w:r>
     </w:p>
     <w:p>
@@ -471,7 +471,7 @@
         <w:t xml:space="preserve">Answer: </w:t>
       </w:r>
       <w:r>
-        <w:t xml:space="preserve">Under the three-fifths clause, three of every five enslaved people were counted when House seats were shared out. How many seats would Virginia and South Carolina each have had if enslaved people had been counted in full, or not at all? Which states gained seats by counting people who could not vote?</w:t>
+        <w:t xml:space="preserve">Under the three-fifths clause, three of every five enslaved people were counted when House seats were shared out. How many seats did Virginia and South Carolina each have under the clause, and how many would each have had if enslaved people had been counted in full, or not at all? Which states gained seats by counting enslaved people, who could not vote?</w:t>
       </w:r>
     </w:p>
     <w:p>
@@ -499,7 +499,16 @@
         <w:t xml:space="preserve">              </w:t>
       </w:r>
       <w:r>
-        <w:t xml:space="preserve"> if enslaved people were not counted.</w:t>
+        <w:t xml:space="preserve"> if counted in full; </w:t>
+      </w:r>
+      <w:r>
+        <w:rPr>
+          <w:u w:val="single"/>
+        </w:rPr>
+        <w:t xml:space="preserve">              </w:t>
+      </w:r>
+      <w:r>
+        <w:t xml:space="preserve"> if not counted at all.</w:t>
       </w:r>
     </w:p>
     <w:p>
@@ -797,7 +806,7 @@
       <w:pStyle w:val="Credits"/>
     </w:pPr>
     <w:r>
-      <w:t xml:space="preserve">We the People: Representation and Ratification, 1787–1791, 0.6.1.</w:t>
+      <w:t xml:space="preserve">We the People: Representation and Ratification, 1787–1791, 0.7.0.</w:t>
     </w:r>
   </w:p>
 </w:ftr>

--- a/resources/dist/mapmaker/sheets/we-the-people-1787-1791-student-sheet-en.docx
+++ b/resources/dist/mapmaker/sheets/we-the-people-1787-1791-student-sheet-en.docx
@@ -64,7 +64,7 @@
         </w:rPr>
         <w:t xml:space="preserve">Open the map in MapMaker: </w:t>
       </w:r>
-      <w:hyperlink w:history="1" r:id="rIdjk1yx90gn679iu_wnemke">
+      <w:hyperlink w:history="1" r:id="rIdiqga6lxd_88wmd5g0ihjd">
         <w:r>
           <w:rPr>
             <w:i/>
@@ -806,7 +806,7 @@
       <w:pStyle w:val="Credits"/>
     </w:pPr>
     <w:r>
-      <w:t xml:space="preserve">We the People: Representation and Ratification, 1787–1791, 0.7.0.</w:t>
+      <w:t xml:space="preserve">We the People: Representation and Ratification, 1787–1791, 0.7.1.</w:t>
     </w:r>
   </w:p>
 </w:ftr>

--- a/resources/dist/mapmaker/sheets/we-the-people-1787-1791-student-sheet-en.docx
+++ b/resources/dist/mapmaker/sheets/we-the-people-1787-1791-student-sheet-en.docx
@@ -64,7 +64,7 @@
         </w:rPr>
         <w:t xml:space="preserve">Open the map in MapMaker: </w:t>
       </w:r>
-      <w:hyperlink w:history="1" r:id="rIdiqga6lxd_88wmd5g0ihjd">
+      <w:hyperlink w:history="1" r:id="rIdwfav8pp7il8oojqx2z3mr">
         <w:r>
           <w:rPr>
             <w:i/>

--- a/resources/dist/mapmaker/sheets/we-the-people-1787-1791-student-sheet-en.docx
+++ b/resources/dist/mapmaker/sheets/we-the-people-1787-1791-student-sheet-en.docx
@@ -64,7 +64,7 @@
         </w:rPr>
         <w:t xml:space="preserve">Open the map in MapMaker: </w:t>
       </w:r>
-      <w:hyperlink w:history="1" r:id="rIdwfav8pp7il8oojqx2z3mr">
+      <w:hyperlink w:history="1" r:id="rIdrishld2atfxpypr2lp7em">
         <w:r>
           <w:rPr>
             <w:i/>

--- a/resources/dist/mapmaker/sheets/we-the-people-1787-1791-student-sheet-en.docx
+++ b/resources/dist/mapmaker/sheets/we-the-people-1787-1791-student-sheet-en.docx
@@ -64,7 +64,7 @@
         </w:rPr>
         <w:t xml:space="preserve">Open the map in MapMaker: </w:t>
       </w:r>
-      <w:hyperlink w:history="1" r:id="rIdrishld2atfxpypr2lp7em">
+      <w:hyperlink w:history="1" r:id="rIdvhz-zbbrzuilqa5lwpzvw">
         <w:r>
           <w:rPr>
             <w:i/>
